--- a/backend/generated_docs/Client_generated.docx
+++ b/backend/generated_docs/Client_generated.docx
@@ -9,135 +9,91 @@
     </w:p>
     <w:p>
       <w:r>
-        <w:t>KNOW ALL PERSONS BY THESE PRESENTS, that I, a, residing at a, a, a, 34 (hereinafter "Principal"), do hereby make, constitute and appoint:</w:t>
+        <w:t>KNOW ALL MEN BY THESE PRESENT THAT</w:t>
+        <w:br/>
+        <w:t>I, Sunita Jadhav</w:t>
+        <w:br/>
+        <w:t>Age- 23, Occu.: Retired</w:t>
+        <w:br/>
+        <w:t>PAN No. – ASDF5678FG</w:t>
+        <w:br/>
+        <w:t>Aadhar No. – 8976545678</w:t>
+        <w:br/>
+        <w:t>R/at - shinde sdksdfgds</w:t>
+        <w:br/>
+        <w:t>WHEREAS, on account of having health issue, I am unable to attend in the office of Sub – Registrar or to attend any other concerned office for registration of appropriate document of transfer/sale/development in respect of the immovable property described in the Schedule and hence I am desirous of appointing my son:</w:t>
+        <w:br/>
+        <w:t>Santosh Jadhav</w:t>
+        <w:br/>
+        <w:t>Age – 43, Occu. – Service</w:t>
+        <w:br/>
+        <w:t>PAN No. – ASDF456723</w:t>
+        <w:br/>
+        <w:t>Aadhar No.- 8767678789</w:t>
+        <w:br/>
+        <w:t>Both R/at: ASFFFKS</w:t>
+        <w:br/>
+        <w:t>as my true and lawful Attorney in respect of my immovable property described in Schedule under to do all acts, deeds, and thing that is to say:-</w:t>
+        <w:br/>
+        <w:t>To make all sorts of correspondence with the Revenue and other Government Authorities concerned to appear to apply and obtain all kinds of paper/documents on my behalf under his/her own signature</w:t>
+        <w:br/>
+        <w:t>To appear before registrar General of a District or Sub District Registrar of Assurance for the purpose of registration of any deeds/agreements/assignments to be executed by me and present the same and admit my signatures thereon before the Registrar and to sign the ledger of the Sub-Registrar to affix the thumb impression and to do all that is required to get document of transfer/sale/development/re-developed Flat in the office of Registrar.</w:t>
+        <w:br/>
+        <w:t>To admit execution of Assignments/Sale Deed/ Deed of Transfer/Correction Deed/Cancellation deed of Assignment Agreement/ Development Agreement/Document of Transfer regarding re-developed Flat etc. before the said Registrar/Sub-Registrar of Assurance or any other authority as may be required for the purpose.</w:t>
+        <w:br/>
+        <w:t>To give no objection on my behalf in respect of the Flat described in the Schedule which may be re-developed in future. The Power of Attorney holder can also sign the necessary documents in favour of the developer/ promoter or any other authority if the property described in Schedule below goes under re-development.</w:t>
+        <w:br/>
+        <w:t>To represent and act on my behalf to obtain index II Certificate, Certified true copies of documents registered, to appeal for Stamp Duty, valuation to represent before the concerned Competent Authority and to sign submit any representation on my behalf.</w:t>
+        <w:br/>
+        <w:t>To admit documents for registration, to admit it's due execution and to admit the contents as true and correct and to sign the document of transfer/development/sale/purchase before the authorized officer at the time of registration of documents.</w:t>
+        <w:br/>
+        <w:t>To pay the dues to the Government, revenue fees and taxes or any types of payment including instalments as on due on the date of execution and registration of such documents on my behalf under his own signature.</w:t>
+        <w:br/>
+        <w:t>In general to do all necessary acts in connection of registration of the document of transfer/development/re-development in respect of the immovable property described in the schedule hereunder.</w:t>
+        <w:br/>
+        <w:t>This Power of attorney is given without consideration.</w:t>
       </w:r>
     </w:p>
     <w:p>
       <w:r>
-        <w:t>AGENT:</w:t>
-        <w:br/>
-        <w:t>Name: d</w:t>
-        <w:br/>
-        <w:t>Address: a, d, d, 3</w:t>
-        <w:br/>
-        <w:t>Phone: 2345456565</w:t>
-        <w:br/>
-        <w:t>Email: dsf@gmail.com</w:t>
+        <w:t>AND GENERALLY to do all other lawful act deeds and things which our said attorney may deem necessary for the above mentioned purpose and/or any other purposes and/or any other purpose concerning my said property AND I hereby agree that all acts deeds and things lawfully done on my behalf by my said attorney shall be construed as act deed and things</w:t>
       </w:r>
     </w:p>
     <w:p>
       <w:r>
-        <w:t>SUCCESSOR AGENT (Optional, to serve if Agent is unable or unwilling to serve):</w:t>
-        <w:br/>
-        <w:t>Name: asd</w:t>
-        <w:br/>
-        <w:t>Address: asd, asd, dsd, 34</w:t>
-        <w:br/>
-        <w:t>Phone: 6789765678</w:t>
-        <w:br/>
-        <w:t>Email: da@sdfssff</w:t>
+        <w:t>SCHEDULE</w:t>
       </w:r>
     </w:p>
     <w:p>
       <w:r>
-        <w:t>as my true and lawful Attorney-in-Fact (hereinafter "Agent") for me and in my name, place and stead, to exercise all powers that I may lawfully delegate, including but not limited to the following specific powers:</w:t>
+        <w:t>All that piece and parcel in the Residential flat bearing Flat No. 34 in building No. D on the 2nd floor, admeasuring built up area of 3435 sq. ft. i.e. 456 sq. mtrs. along with garden of 456 sq. ft. i.e. 345 sq. mtrs. and parking space for car, which building is constructed on the land bearing S. No. 115/2 C + 3, Hissa No. 1 which land is bounded as under -</w:t>
+        <w:br/>
+        <w:t>On or towards East: 113</w:t>
+        <w:br/>
+        <w:t>On or towards South: 234</w:t>
+        <w:br/>
+        <w:t>On or towards West: 344</w:t>
+        <w:br/>
+        <w:t>On or towards North: by DP road</w:t>
       </w:r>
     </w:p>
     <w:p>
       <w:r>
-        <w:t>1.  **General Powers:** To do and perform all and every act, deed, matter, and thing whatsoever, in and about my estate, property, and affairs, as fully and effectually to all intents and purposes as I might or could do in my own proper person if personally present. This includes, but is not limited to, managing bank accounts, real estate, investments, and other assets; paying bills; making financial decisions; and representing me in legal matters.</w:t>
+        <w:t>IN WITNESS WHEREOF THIS POWER OF ATTORNEY HAS BEEN SIGNED BY ME AT pune ON THIS 23 DAY OF March 2026 WHO HAVE ALSO SIGNED BELOW. IN THE PRESENCE OF THE FOLLOWING WITNESSES</w:t>
       </w:r>
     </w:p>
     <w:p>
       <w:r>
-        <w:t>2.  **Specific Powers (if any)::** sf</w:t>
+        <w:t>1. Name: asd</w:t>
+        <w:br/>
+        <w:t xml:space="preserve">   Address: sdsd</w:t>
       </w:r>
     </w:p>
     <w:p>
       <w:r>
-        <w:t>This Power of Attorney shall become effective immediately and shall not be affected by my subsequent disability or incapacity, or by the passage of time. This Power of Attorney shall terminate upon my death or upon my written revocation.</w:t>
-      </w:r>
-    </w:p>
-    <w:p>
-      <w:r>
-        <w:t>I hereby ratify and confirm all that my said Agent shall lawfully do or cause to be done by virtue of these presents.</w:t>
-      </w:r>
-    </w:p>
-    <w:p>
-      <w:r>
-        <w:t>This Power of Attorney is executed on this 25 day of March, 2026, in the State of Pune.</w:t>
-      </w:r>
-    </w:p>
-    <w:p>
-      <w:r>
-        <w:t>___________________________________</w:t>
+        <w:t>2. Name: sfsd</w:t>
         <w:br/>
-        <w:t>a, Principal</w:t>
-      </w:r>
-    </w:p>
-    <w:p>
-      <w:r>
-        <w:t>WITNESSES:</w:t>
-      </w:r>
-    </w:p>
-    <w:p>
-      <w:r>
-        <w:t>The Principal signed this Power of Attorney in our presence, and we, at the Principal's request, in the Principal's presence, and in the presence of each other, have signed our names below as witnesses.</w:t>
-      </w:r>
-    </w:p>
-    <w:p>
-      <w:r>
-        <w:t>1.</w:t>
-        <w:br/>
-        <w:t>___________________________________</w:t>
-        <w:br/>
-        <w:t>sf</w:t>
-        <w:br/>
-        <w:t>sf</w:t>
-        <w:br/>
-        <w:t>sfs, sfs sf</w:t>
-      </w:r>
-    </w:p>
-    <w:p>
-      <w:r>
-        <w:t>2.</w:t>
-        <w:br/>
-        <w:t>___________________________________</w:t>
-        <w:br/>
-        <w:t>sfsdd</w:t>
-        <w:br/>
-        <w:t>sf</w:t>
-        <w:br/>
-        <w:t>sfs, sfsff sfs</w:t>
-      </w:r>
-    </w:p>
-    <w:p>
-      <w:r>
-        <w:t>STATE OF Pune</w:t>
-        <w:br/>
-        <w:t>COUNTY OF _______________</w:t>
-      </w:r>
-    </w:p>
-    <w:p>
-      <w:r>
-        <w:t>On this _____ day of _______________, 20____, before me, a Notary Public in and for said County and State, personally appeared a, known to me (or satisfactorily proven) to be the person whose name is subscribed to the within instrument, and acknowledged that he/she executed the same for the purposes therein contained.</w:t>
-      </w:r>
-    </w:p>
-    <w:p>
-      <w:r>
-        <w:t>IN WITNESS WHEREOF, I have hereunto set my hand and affixed my official seal.</w:t>
-      </w:r>
-    </w:p>
-    <w:p>
-      <w:r>
-        <w:t>___________________________________</w:t>
-        <w:br/>
-        <w:t>Notary Public</w:t>
-      </w:r>
-    </w:p>
-    <w:p>
-      <w:r>
-        <w:t>My Commission Expires: _______________</w:t>
+        <w:t xml:space="preserve">   Address: sfdf</w:t>
       </w:r>
     </w:p>
     <w:sectPr>
